--- a/financial_models/templates/Stock Analysis_v0.3.docx
+++ b/financial_models/templates/Stock Analysis_v0.3.docx
@@ -40,7 +40,7 @@
           <w:bCs/>
         </w:rPr>
         <w:pict w14:anchorId="782688B2">
-          <v:rect id="_x0000_i1412" style="width:0;height:3pt" o:hralign="center" o:hrstd="t" o:hrnoshade="t" o:hr="t" fillcolor="#232d36" stroked="f"/>
+          <v:rect id="_x0000_i1025" style="width:0;height:3pt" o:hralign="center" o:hrstd="t" o:hrnoshade="t" o:hr="t" fillcolor="#232d36" stroked="f"/>
         </w:pict>
       </w:r>
     </w:p>
@@ -71,15 +71,7 @@
         </w:numPr>
       </w:pPr>
       <w:r>
-        <w:t xml:space="preserve">Historical Data (3–10 years): Sales, COGS, Selling &amp; Distribution Costs, Interest Expense, Tax Expense, D&amp;A, Capex, </w:t>
-      </w:r>
-      <w:proofErr w:type="spellStart"/>
-      <w:r>
-        <w:t>WCInv</w:t>
-      </w:r>
-      <w:proofErr w:type="spellEnd"/>
-      <w:r>
-        <w:t>.</w:t>
+        <w:t>Historical Data (3–10 years): Sales, COGS, Selling &amp; Distribution Costs, Interest Expense, Tax Expense, D&amp;A, Capex, WCInv.</w:t>
       </w:r>
     </w:p>
     <w:p>
@@ -111,13 +103,8 @@
           <w:numId w:val="41"/>
         </w:numPr>
       </w:pPr>
-      <w:proofErr w:type="spellStart"/>
-      <w:r>
-        <w:t>WCInv</w:t>
-      </w:r>
-      <w:proofErr w:type="spellEnd"/>
-      <w:r>
-        <w:t xml:space="preserve"> Adjustment: Include only if materially distorting Adjusted FCFE (e.g., &gt;5% of FCFE volatility).</w:t>
+      <w:r>
+        <w:t>WCInv Adjustment: Include only if materially distorting Adjusted FCFE (e.g., &gt;5% of FCFE volatility).</w:t>
       </w:r>
     </w:p>
     <w:p>
@@ -132,23 +119,7 @@
           <w:i/>
           <w:iCs/>
         </w:rPr>
-        <w:t xml:space="preserve">Adjusted FCFE = Net Income + D&amp;A - Maintenance Capex ± </w:t>
-      </w:r>
-      <w:proofErr w:type="spellStart"/>
-      <w:r>
-        <w:rPr>
-          <w:i/>
-          <w:iCs/>
-        </w:rPr>
-        <w:t>WCInv</w:t>
-      </w:r>
-      <w:proofErr w:type="spellEnd"/>
-      <w:r>
-        <w:rPr>
-          <w:i/>
-          <w:iCs/>
-        </w:rPr>
-        <w:t xml:space="preserve"> (if applied)</w:t>
+        <w:t>Adjusted FCFE = Net Income + D&amp;A - Maintenance Capex ± WCInv (if applied)</w:t>
       </w:r>
       <w:r>
         <w:br/>
@@ -174,15 +145,7 @@
         </w:numPr>
       </w:pPr>
       <w:r>
-        <w:t xml:space="preserve">Optional </w:t>
-      </w:r>
-      <w:proofErr w:type="spellStart"/>
-      <w:r>
-        <w:t>WCInv</w:t>
-      </w:r>
-      <w:proofErr w:type="spellEnd"/>
-      <w:r>
-        <w:t xml:space="preserve"> inclusion.</w:t>
+        <w:t>Optional WCInv inclusion.</w:t>
       </w:r>
     </w:p>
     <w:p>
@@ -220,15 +183,7 @@
         </w:numPr>
       </w:pPr>
       <w:r>
-        <w:t xml:space="preserve">Flag companies with </w:t>
-      </w:r>
-      <w:proofErr w:type="spellStart"/>
-      <w:r>
-        <w:t>WCInv</w:t>
-      </w:r>
-      <w:proofErr w:type="spellEnd"/>
-      <w:r>
-        <w:t xml:space="preserve"> &gt;10% of Adjusted FCFE for manual review.</w:t>
+        <w:t>Flag companies with WCInv &gt;10% of Adjusted FCFE for manual review.</w:t>
       </w:r>
     </w:p>
     <w:p>
@@ -244,7 +199,7 @@
           <w:bCs/>
         </w:rPr>
         <w:pict w14:anchorId="79570C65">
-          <v:rect id="_x0000_i1413" style="width:0;height:3pt" o:hralign="center" o:hrstd="t" o:hrnoshade="t" o:hr="t" fillcolor="#232d36" stroked="f"/>
+          <v:rect id="_x0000_i1026" style="width:0;height:3pt" o:hralign="center" o:hrstd="t" o:hrnoshade="t" o:hr="t" fillcolor="#232d36" stroked="f"/>
         </w:pict>
       </w:r>
     </w:p>
@@ -383,7 +338,7 @@
           <w:bCs/>
         </w:rPr>
         <w:pict w14:anchorId="1B838916">
-          <v:rect id="_x0000_i1414" style="width:0;height:3pt" o:hralign="center" o:hrstd="t" o:hrnoshade="t" o:hr="t" fillcolor="#232d36" stroked="f"/>
+          <v:rect id="_x0000_i1027" style="width:0;height:3pt" o:hralign="center" o:hrstd="t" o:hrnoshade="t" o:hr="t" fillcolor="#232d36" stroked="f"/>
         </w:pict>
       </w:r>
     </w:p>
@@ -445,7 +400,7 @@
           <w:bCs/>
         </w:rPr>
         <w:pict w14:anchorId="202ED75A">
-          <v:rect id="_x0000_i1415" style="width:0;height:3pt" o:hralign="center" o:hrstd="t" o:hrnoshade="t" o:hr="t" fillcolor="#232d36" stroked="f"/>
+          <v:rect id="_x0000_i1028" style="width:0;height:3pt" o:hralign="center" o:hrstd="t" o:hrnoshade="t" o:hr="t" fillcolor="#232d36" stroked="f"/>
         </w:pict>
       </w:r>
     </w:p>
@@ -616,7 +571,7 @@
           <w:bCs/>
         </w:rPr>
         <w:pict w14:anchorId="400860AD">
-          <v:rect id="_x0000_i1416" style="width:0;height:3pt" o:hralign="center" o:hrstd="t" o:hrnoshade="t" o:hr="t" fillcolor="#232d36" stroked="f"/>
+          <v:rect id="_x0000_i1029" style="width:0;height:3pt" o:hralign="center" o:hrstd="t" o:hrnoshade="t" o:hr="t" fillcolor="#232d36" stroked="f"/>
         </w:pict>
       </w:r>
     </w:p>
@@ -700,7 +655,7 @@
           <w:bCs/>
         </w:rPr>
         <w:pict w14:anchorId="1C71A38B">
-          <v:rect id="_x0000_i1417" style="width:0;height:3pt" o:hralign="center" o:hrstd="t" o:hrnoshade="t" o:hr="t" fillcolor="#232d36" stroked="f"/>
+          <v:rect id="_x0000_i1030" style="width:0;height:3pt" o:hralign="center" o:hrstd="t" o:hrnoshade="t" o:hr="t" fillcolor="#232d36" stroked="f"/>
         </w:pict>
       </w:r>
     </w:p>
@@ -804,7 +759,7 @@
           <w:bCs/>
         </w:rPr>
         <w:pict w14:anchorId="4E9BC50A">
-          <v:rect id="_x0000_i1418" style="width:0;height:3pt" o:hralign="center" o:hrstd="t" o:hrnoshade="t" o:hr="t" fillcolor="#232d36" stroked="f"/>
+          <v:rect id="_x0000_i1031" style="width:0;height:3pt" o:hralign="center" o:hrstd="t" o:hrnoshade="t" o:hr="t" fillcolor="#232d36" stroked="f"/>
         </w:pict>
       </w:r>
     </w:p>
@@ -831,15 +786,7 @@
         </w:numPr>
       </w:pPr>
       <w:r>
-        <w:t xml:space="preserve">Adjusted FCFE ≠ CFA FCFE: Excludes net borrowing and optional </w:t>
-      </w:r>
-      <w:proofErr w:type="spellStart"/>
-      <w:r>
-        <w:t>WCInv</w:t>
-      </w:r>
-      <w:proofErr w:type="spellEnd"/>
-      <w:r>
-        <w:t>.</w:t>
+        <w:t>Adjusted FCFE ≠ CFA FCFE: Excludes net borrowing and optional WCInv.</w:t>
       </w:r>
     </w:p>
     <w:p>
@@ -877,11 +824,117 @@
           <w:bCs/>
         </w:rPr>
         <w:pict w14:anchorId="48E2FDA7">
-          <v:rect id="_x0000_i1419" style="width:0;height:3pt" o:hralign="center" o:hrstd="t" o:hrnoshade="t" o:hr="t" fillcolor="#232d36" stroked="f"/>
+          <v:rect id="_x0000_i1032" style="width:0;height:3pt" o:hralign="center" o:hrstd="t" o:hrnoshade="t" o:hr="t" fillcolor="#232d36" stroked="f"/>
         </w:pict>
       </w:r>
     </w:p>
-    <w:p/>
+    <w:p>
+      <w:pPr>
+        <w:rPr>
+          <w:lang w:val="en-HK"/>
+        </w:rPr>
+      </w:pPr>
+    </w:p>
+    <w:p>
+      <w:pPr>
+        <w:rPr>
+          <w:lang w:val="en-HK"/>
+        </w:rPr>
+      </w:pPr>
+    </w:p>
+    <w:p>
+      <w:pPr>
+        <w:rPr>
+          <w:lang w:val="en-HK"/>
+        </w:rPr>
+      </w:pPr>
+      <w:r>
+        <w:rPr>
+          <w:rFonts w:hint="eastAsia"/>
+          <w:lang w:val="en-HK"/>
+        </w:rPr>
+        <w:lastRenderedPageBreak/>
+        <w:t xml:space="preserve">Given </w:t>
+      </w:r>
+      <w:r>
+        <w:rPr>
+          <w:rFonts w:hint="eastAsia"/>
+          <w:lang w:val="en-HK"/>
+        </w:rPr>
+        <w:t>六福珠宝’</w:t>
+      </w:r>
+      <w:r>
+        <w:rPr>
+          <w:rFonts w:hint="eastAsia"/>
+          <w:lang w:val="en-HK"/>
+        </w:rPr>
+        <w:t xml:space="preserve">s (0590.HK) normalized FCFE of HKD 1,270,672,000, please analyze its valuation assumptions under three scenarios (Base, Pessimistic, Optimistic) using a </w:t>
+      </w:r>
+      <w:r>
+        <w:rPr>
+          <w:lang w:val="en-HK"/>
+        </w:rPr>
+        <w:t>two</w:t>
+      </w:r>
+      <w:r>
+        <w:rPr>
+          <w:rFonts w:hint="eastAsia"/>
+          <w:lang w:val="en-HK"/>
+        </w:rPr>
+        <w:t>-stage model</w:t>
+      </w:r>
+      <w:r>
+        <w:rPr>
+          <w:lang w:val="en-HK"/>
+        </w:rPr>
+        <w:t>, a growth stage and a terminal stage</w:t>
+      </w:r>
+      <w:r>
+        <w:rPr>
+          <w:rFonts w:hint="eastAsia"/>
+          <w:lang w:val="en-HK"/>
+        </w:rPr>
+        <w:t xml:space="preserve">. Define </w:t>
+      </w:r>
+      <w:r>
+        <w:rPr>
+          <w:lang w:val="en-HK"/>
+        </w:rPr>
+        <w:t xml:space="preserve">the growth period, </w:t>
+      </w:r>
+      <w:r>
+        <w:rPr>
+          <w:rFonts w:hint="eastAsia"/>
+          <w:lang w:val="en-HK"/>
+        </w:rPr>
+        <w:t>growth rates and probabilities for each scenario</w:t>
+      </w:r>
+      <w:r>
+        <w:rPr>
+          <w:lang w:val="en-HK"/>
+        </w:rPr>
+        <w:t xml:space="preserve">. </w:t>
+      </w:r>
+      <w:r>
+        <w:rPr>
+          <w:lang w:val="en-HK"/>
+        </w:rPr>
+        <w:t xml:space="preserve">Explain the rationale behind the probabilities. </w:t>
+      </w:r>
+      <w:r>
+        <w:rPr>
+          <w:lang w:val="en-HK"/>
+        </w:rPr>
+        <w:t>Summarize the business drivers and scenario narratives to align with the model’s inputs. For context only, the terminal value assumes 0% growth to prevent overvaluation. The finalized scenarios will be incorporated directly into the valuation framework.”</w:t>
+      </w:r>
+    </w:p>
+    <w:p>
+      <w:pPr>
+        <w:rPr>
+          <w:lang w:val="en-HK"/>
+        </w:rPr>
+      </w:pPr>
+    </w:p>
     <w:sectPr>
       <w:pgSz w:w="12240" w:h="15840"/>
       <w:pgMar w:top="1440" w:right="1440" w:bottom="1440" w:left="1440" w:header="708" w:footer="708" w:gutter="0"/>
@@ -8839,6 +8892,7 @@
   <w:style w:type="character" w:default="1" w:styleId="a0">
     <w:name w:val="Default Paragraph Font"/>
     <w:uiPriority w:val="1"/>
+    <w:semiHidden/>
     <w:unhideWhenUsed/>
   </w:style>
   <w:style w:type="table" w:default="1" w:styleId="a1">
